--- a/public/horus-procedures/FSP-07_إدارة_الموارد_Resource_Management.docx
+++ b/public/horus-procedures/FSP-07_إدارة_الموارد_Resource_Management.docx
@@ -9,22 +9,22 @@
         </w:pict>
       </w:r>
     </w:p>
-    <w:bookmarkStart w:id="10" w:name="شركة-حورس-لإنتاج-وتعبئة-المياه-الطبيعية"/>
+    <w:bookmarkStart w:id="10" w:name="شركة-لإنتاج-وتعبئة-المياه-الطبيعية"/>
     <w:p>
       <w:pPr>
         <w:pStyle w:val="Heading1"/>
       </w:pPr>
       <w:r>
-        <w:t xml:space="preserve">شركة حورس لإنتاج وتعبئة المياه الطبيعية</w:t>
-      </w:r>
-    </w:p>
-    <w:bookmarkStart w:id="9" w:name="horus-natural-water-co."/>
+        <w:t xml:space="preserve">شركة لإنتاج وتعبئة المياه الطبيعية</w:t>
+      </w:r>
+    </w:p>
+    <w:bookmarkStart w:id="9" w:name="company-co."/>
     <w:p>
       <w:pPr>
         <w:pStyle w:val="Heading2"/>
       </w:pPr>
       <w:r>
-        <w:t xml:space="preserve">Horus Natural Water Co.</w:t>
+        <w:t xml:space="preserve">Company Co.</w:t>
       </w:r>
     </w:p>
     <w:p>
@@ -313,7 +313,7 @@
         <w:pStyle w:val="FirstParagraph"/>
       </w:pPr>
       <w:r>
-        <w:t xml:space="preserve">يهدف هذا الإجراء إلى وصف المنهجية التي تتبعها شركة حورس لتعبئة المياه الطبيعية لتحديد، توفير، إدارة، وصيانة الموارد الضرورية لإنشاء، تطبيق، صيانة وتطوير التحسين المستمر لنظام إدارة سلامة الغذاء (FSMS) ونظام إدارة الجودة، وضمان تحقيق الأهداف الاستراتيجية للشركة بكفاءة وفاعلية. يرتكز ذلك على تلبية المتطلبات القانونية والتنظيمية المطبقة ومتطلبات المواصفات العالمية ذات الصلة، خاصة فيما يتعلق بسلامة المياه المعبأة.</w:t>
+        <w:t xml:space="preserve">يهدف هذا الإجراء إلى وصف المنهجية التي تتبعها شركة لتعبئة المياه الطبيعية لتحديد، توفير، إدارة، وصيانة الموارد الضرورية لإنشاء، تطبيق، صيانة وتطوير التحسين المستمر لنظام إدارة سلامة الغذاء (FSMS) ونظام إدارة الجودة، وضمان تحقيق الأهداف الاستراتيجية للشركة بكفاءة وفاعلية. يرتكز ذلك على تلبية المتطلبات القانونية والتنظيمية المطبقة ومتطلبات المواصفات العالمية ذات الصلة، خاصة فيما يتعلق بسلامة المياه المعبأة.</w:t>
       </w:r>
     </w:p>
     <w:bookmarkEnd w:id="12"/>
@@ -331,7 +331,7 @@
         <w:pStyle w:val="FirstParagraph"/>
       </w:pPr>
       <w:r>
-        <w:t xml:space="preserve">ينطبق هذا الإجراء على جميع العمليات والأنشطة المتعلقة بتحديد وتوفير وإدارة الموارد داخل شركة حورس لتعبئة المياه الطبيعية، من لحظة تحديد الحاجة إلى أي نوع من الموارد (بشرية، بنية تحتية، بيئة تشغيلية، معلومات، معدات مراقبة وقياس، وموارد مالية)، وحتى تقييم فعاليتها في دعم سلامة الغذاء وجودة المنتج النهائي. ويشمل ذلك تخطيط الموارد اللازمة للتحكم في الأخطار وتطبيق البرامج التشغيلية للمتطلبات المسبقة (OPRPs) ونقاط التحكم الحرجة (CCPs) والاستجابة لحالات الطوارئ المحددة في خطة HACCP.</w:t>
+        <w:t xml:space="preserve">ينطبق هذا الإجراء على جميع العمليات والأنشطة المتعلقة بتحديد وتوفير وإدارة الموارد داخل شركة لتعبئة المياه الطبيعية، من لحظة تحديد الحاجة إلى أي نوع من الموارد (بشرية، بنية تحتية، بيئة تشغيلية، معلومات، معدات مراقبة وقياس، وموارد مالية)، وحتى تقييم فعاليتها في دعم سلامة الغذاء وجودة المنتج النهائي. ويشمل ذلك تخطيط الموارد اللازمة للتحكم في الأخطار وتطبيق البرامج التشغيلية للمتطلبات المسبقة (OPRPs) ونقاط التحكم الحرجة (CCPs) والاستجابة لحالات الطوارئ المحددة في خطة HACCP.</w:t>
       </w:r>
     </w:p>
     <w:bookmarkEnd w:id="13"/>

--- a/public/horus-procedures/FSP-07_إدارة_الموارد_Resource_Management.docx
+++ b/public/horus-procedures/FSP-07_إدارة_الموارد_Resource_Management.docx
@@ -9,13 +9,13 @@
         </w:pict>
       </w:r>
     </w:p>
-    <w:bookmarkStart w:id="10" w:name="شركة-لإنتاج-وتعبئة-المياه-الطبيعية"/>
+    <w:bookmarkStart w:id="10" w:name="X03cef4314b8aa390e318dc4a1235d0ccb9e0c3a"/>
     <w:p>
       <w:pPr>
         <w:pStyle w:val="Heading1"/>
       </w:pPr>
       <w:r>
-        <w:t xml:space="preserve">شركة لإنتاج وتعبئة المياه الطبيعية</w:t>
+        <w:t xml:space="preserve">شركة الأزواك لإنتاج وتعبئة المياه الطبيعية</w:t>
       </w:r>
     </w:p>
     <w:bookmarkStart w:id="9" w:name="company-co."/>
